--- a/docs/ecostats_lectures/lecture_16/16_02_class_activity.docx
+++ b/docs/ecostats_lectures/lecture_16/16_02_class_activity.docx
@@ -292,7 +292,31 @@
         <w:pStyle w:val="FirstParagraph"/>
       </w:pPr>
       <w:r>
-        <w:t xml:space="preserve">MANOVA (Multivariate Analysis of Variance) extends ANOVA to multiple response variables: - Compares group centroids in multivariate space - Tests whether groups differ on multiple dependent variables simultaneously - Controls family-wise error rate - Accounts for correlations between dependent variables</w:t>
+        <w:t xml:space="preserve">MANOVA (Multivariate Analysis of Variance) extends ANOVA to multiple</w:t>
+      </w:r>
+      <w:r>
+        <w:t xml:space="preserve"> </w:t>
+      </w:r>
+      <w:r>
+        <w:t xml:space="preserve">response variables: - Compares group centroids in multivariate space -</w:t>
+      </w:r>
+      <w:r>
+        <w:t xml:space="preserve"> </w:t>
+      </w:r>
+      <w:r>
+        <w:t xml:space="preserve">Tests whether groups differ on multiple dependent variables</w:t>
+      </w:r>
+      <w:r>
+        <w:t xml:space="preserve"> </w:t>
+      </w:r>
+      <w:r>
+        <w:t xml:space="preserve">simultaneously - Controls family-wise error rate - Accounts for</w:t>
+      </w:r>
+      <w:r>
+        <w:t xml:space="preserve"> </w:t>
+      </w:r>
+      <w:r>
+        <w:t xml:space="preserve">correlations between dependent variables</w:t>
       </w:r>
     </w:p>
     <w:bookmarkEnd w:id="20"/>
@@ -323,7 +347,13 @@
         <w:t xml:space="preserve">Response variables</w:t>
       </w:r>
       <w:r>
-        <w:t xml:space="preserve">: Multiple continuous variables (correlated) -</w:t>
+        <w:t xml:space="preserve">: Multiple continuous</w:t>
+      </w:r>
+      <w:r>
+        <w:t xml:space="preserve"> </w:t>
+      </w:r>
+      <w:r>
+        <w:t xml:space="preserve">variables (correlated) -</w:t>
       </w:r>
       <w:r>
         <w:t xml:space="preserve"> </w:t>
@@ -336,7 +366,13 @@
         <w:t xml:space="preserve">Predictor variable</w:t>
       </w:r>
       <w:r>
-        <w:t xml:space="preserve">: One or more categorical variables (factors/groups) -</w:t>
+        <w:t xml:space="preserve">: One or more categorical</w:t>
+      </w:r>
+      <w:r>
+        <w:t xml:space="preserve"> </w:t>
+      </w:r>
+      <w:r>
+        <w:t xml:space="preserve">variables (factors/groups) -</w:t>
       </w:r>
       <w:r>
         <w:t xml:space="preserve"> </w:t>
@@ -349,7 +385,13 @@
         <w:t xml:space="preserve">Goal</w:t>
       </w:r>
       <w:r>
-        <w:t xml:space="preserve">: Test for group differences across all response variables simultaneously</w:t>
+        <w:t xml:space="preserve">: Test for group differences across</w:t>
+      </w:r>
+      <w:r>
+        <w:t xml:space="preserve"> </w:t>
+      </w:r>
+      <w:r>
+        <w:t xml:space="preserve">all response variables simultaneously</w:t>
       </w:r>
     </w:p>
     <w:bookmarkEnd w:id="21"/>
@@ -614,13 +656,33 @@
                 <w:b/>
                 <w:bCs/>
               </w:rPr>
-              <w:t xml:space="preserve">homogeneity of covariance matrices</w:t>
+              <w:t xml:space="preserve">homogeneity of covariance</w:t>
+            </w:r>
+            <w:r>
+              <w:rPr>
+                <w:b/>
+                <w:bCs/>
+              </w:rPr>
+              <w:t xml:space="preserve"> </w:t>
+            </w:r>
+            <w:r>
+              <w:rPr>
+                <w:b/>
+                <w:bCs/>
+              </w:rPr>
+              <w:t xml:space="preserve">matrices</w:t>
             </w:r>
             <w:r>
               <w:t xml:space="preserve"> </w:t>
             </w:r>
             <w:r>
-              <w:t xml:space="preserve">before proceeding with MANOVA. These assumptions are more stringent than univariate ANOVA.</w:t>
+              <w:t xml:space="preserve">before proceeding with MANOVA. These assumptions are more</w:t>
+            </w:r>
+            <w:r>
+              <w:t xml:space="preserve"> </w:t>
+            </w:r>
+            <w:r>
+              <w:t xml:space="preserve">stringent than univariate ANOVA.</w:t>
             </w:r>
           </w:p>
         </w:tc>
@@ -661,31 +723,13 @@
           <w:i/>
           <w:iCs/>
         </w:rPr>
-        <w:t xml:space="preserve">Iris setosa</w:t>
-      </w:r>
-      <w:r>
-        <w:t xml:space="preserve"> </w:t>
-      </w:r>
-      <w:r>
-        <w:t xml:space="preserve">-</w:t>
-      </w:r>
-      <w:r>
-        <w:t xml:space="preserve"> </w:t>
+        <w:t xml:space="preserve">Iris</w:t>
       </w:r>
       <w:r>
         <w:rPr>
           <w:i/>
           <w:iCs/>
         </w:rPr>
-        <w:t xml:space="preserve">Iris versicolor</w:t>
-      </w:r>
-      <w:r>
-        <w:br/>
-      </w:r>
-      <w:r>
-        <w:t xml:space="preserve">-</w:t>
-      </w:r>
-      <w:r>
         <w:t xml:space="preserve"> </w:t>
       </w:r>
       <w:r>
@@ -693,6 +737,38 @@
           <w:i/>
           <w:iCs/>
         </w:rPr>
+        <w:t xml:space="preserve">setosa</w:t>
+      </w:r>
+      <w:r>
+        <w:t xml:space="preserve"> </w:t>
+      </w:r>
+      <w:r>
+        <w:t xml:space="preserve">-</w:t>
+      </w:r>
+      <w:r>
+        <w:t xml:space="preserve"> </w:t>
+      </w:r>
+      <w:r>
+        <w:rPr>
+          <w:i/>
+          <w:iCs/>
+        </w:rPr>
+        <w:t xml:space="preserve">Iris versicolor</w:t>
+      </w:r>
+      <w:r>
+        <w:br/>
+      </w:r>
+      <w:r>
+        <w:t xml:space="preserve">-</w:t>
+      </w:r>
+      <w:r>
+        <w:t xml:space="preserve"> </w:t>
+      </w:r>
+      <w:r>
+        <w:rPr>
+          <w:i/>
+          <w:iCs/>
+        </w:rPr>
         <w:t xml:space="preserve">Iris virginica</w:t>
       </w:r>
     </w:p>
@@ -701,7 +777,19 @@
         <w:pStyle w:val="BodyText"/>
       </w:pPr>
       <w:r>
-        <w:t xml:space="preserve">We have four measurements: sepal length, sepal width, petal length, and petal width. MANOVA will test whether species differ across all four measurements simultaneously.</w:t>
+        <w:t xml:space="preserve">We have four measurements: sepal length, sepal width, petal length, and</w:t>
+      </w:r>
+      <w:r>
+        <w:t xml:space="preserve"> </w:t>
+      </w:r>
+      <w:r>
+        <w:t xml:space="preserve">petal width. MANOVA will test whether species differ across all four</w:t>
+      </w:r>
+      <w:r>
+        <w:t xml:space="preserve"> </w:t>
+      </w:r>
+      <w:r>
+        <w:t xml:space="preserve">measurements simultaneously.</w:t>
       </w:r>
     </w:p>
     <w:p>
@@ -1794,7 +1882,13 @@
         <w:pStyle w:val="FirstParagraph"/>
       </w:pPr>
       <w:r>
-        <w:t xml:space="preserve">Before running MANOVA, let’s examine the correlations between our response variables.</w:t>
+        <w:t xml:space="preserve">Before running MANOVA, let’s examine the correlations between our</w:t>
+      </w:r>
+      <w:r>
+        <w:t xml:space="preserve"> </w:t>
+      </w:r>
+      <w:r>
+        <w:t xml:space="preserve">response variables.</w:t>
       </w:r>
     </w:p>
     <w:p>
@@ -2877,7 +2971,19 @@
         <w:t xml:space="preserve">Interpretation</w:t>
       </w:r>
       <w:r>
-        <w:t xml:space="preserve">: If p &lt; 0.05, the assumption of multivariate normality is violated. MANOVA is fairly robust to moderate violations with large sample sizes.</w:t>
+        <w:t xml:space="preserve">: If p &lt; 0.05, the assumption of multivariate</w:t>
+      </w:r>
+      <w:r>
+        <w:t xml:space="preserve"> </w:t>
+      </w:r>
+      <w:r>
+        <w:t xml:space="preserve">normality is violated. MANOVA is fairly robust to moderate violations</w:t>
+      </w:r>
+      <w:r>
+        <w:t xml:space="preserve"> </w:t>
+      </w:r>
+      <w:r>
+        <w:t xml:space="preserve">with large sample sizes.</w:t>
       </w:r>
     </w:p>
     <w:bookmarkEnd w:id="35"/>
@@ -3074,7 +3180,13 @@
         <w:t xml:space="preserve">Interpretation</w:t>
       </w:r>
       <w:r>
-        <w:t xml:space="preserve">: If p &lt; 0.05, covariance matrices differ between groups. MANOVA is robust to this violation with equal sample sizes.</w:t>
+        <w:t xml:space="preserve">: If p &lt; 0.05, covariance matrices differ between</w:t>
+      </w:r>
+      <w:r>
+        <w:t xml:space="preserve"> </w:t>
+      </w:r>
+      <w:r>
+        <w:t xml:space="preserve">groups. MANOVA is robust to this violation with equal sample sizes.</w:t>
       </w:r>
     </w:p>
     <w:bookmarkEnd w:id="36"/>
@@ -3610,7 +3722,25 @@
         <w:t xml:space="preserve">Interpretation</w:t>
       </w:r>
       <w:r>
-        <w:t xml:space="preserve">: - Pillai’s trace is the default test statistic (most robust) - Large F-value and small p-value indicate significant group differences - The null hypothesis (all species have same multivariate means) is rejected</w:t>
+        <w:t xml:space="preserve">: - Pillai’s trace is the default test statistic (most</w:t>
+      </w:r>
+      <w:r>
+        <w:t xml:space="preserve"> </w:t>
+      </w:r>
+      <w:r>
+        <w:t xml:space="preserve">robust) - Large F-value and small p-value indicate significant group</w:t>
+      </w:r>
+      <w:r>
+        <w:t xml:space="preserve"> </w:t>
+      </w:r>
+      <w:r>
+        <w:t xml:space="preserve">differences - The null hypothesis (all species have same multivariate</w:t>
+      </w:r>
+      <w:r>
+        <w:t xml:space="preserve"> </w:t>
+      </w:r>
+      <w:r>
+        <w:t xml:space="preserve">means) is rejected</w:t>
       </w:r>
     </w:p>
     <w:bookmarkEnd w:id="42"/>
@@ -3929,7 +4059,13 @@
         <w:pStyle w:val="FirstParagraph"/>
       </w:pPr>
       <w:r>
-        <w:t xml:space="preserve">Since MANOVA is significant, we examine which variables contribute to group differences.</w:t>
+        <w:t xml:space="preserve">Since MANOVA is significant, we examine which variables contribute to</w:t>
+      </w:r>
+      <w:r>
+        <w:t xml:space="preserve"> </w:t>
+      </w:r>
+      <w:r>
+        <w:t xml:space="preserve">group differences.</w:t>
       </w:r>
     </w:p>
     <w:p>
@@ -5214,7 +5350,13 @@
         <w:pStyle w:val="FirstParagraph"/>
       </w:pPr>
       <w:r>
-        <w:t xml:space="preserve">To understand how the groups differ in multivariate space, we perform canonical discriminant analysis.</w:t>
+        <w:t xml:space="preserve">To understand how the groups differ in multivariate space, we perform</w:t>
+      </w:r>
+      <w:r>
+        <w:t xml:space="preserve"> </w:t>
+      </w:r>
+      <w:r>
+        <w:t xml:space="preserve">canonical discriminant analysis.</w:t>
       </w:r>
     </w:p>
     <w:p>
@@ -7436,7 +7578,13 @@
               <w:t xml:space="preserve"> </w:t>
             </w:r>
             <w:r>
-              <w:t xml:space="preserve">- Pillai’s, Wilks’, Hotelling-Lawley, Roy’s</w:t>
+              <w:t xml:space="preserve">- Pillai’s, Wilks’, Hotelling-Lawley,</w:t>
+            </w:r>
+            <w:r>
+              <w:t xml:space="preserve"> </w:t>
+            </w:r>
+            <w:r>
+              <w:t xml:space="preserve">Roy’s</w:t>
             </w:r>
           </w:p>
           <w:p>
@@ -7582,7 +7730,13 @@
         <w:t xml:space="preserve"> </w:t>
       </w:r>
       <w:r>
-        <w:t xml:space="preserve">when testing multiple dependent variables</w:t>
+        <w:t xml:space="preserve">when testing multiple dependent</w:t>
+      </w:r>
+      <w:r>
+        <w:t xml:space="preserve"> </w:t>
+      </w:r>
+      <w:r>
+        <w:t xml:space="preserve">variables</w:t>
       </w:r>
     </w:p>
     <w:p>
@@ -7626,7 +7780,13 @@
         <w:t xml:space="preserve"> </w:t>
       </w:r>
       <w:r>
-        <w:t xml:space="preserve">in multivariate space, not individual means</w:t>
+        <w:t xml:space="preserve">in multivariate space, not individual</w:t>
+      </w:r>
+      <w:r>
+        <w:t xml:space="preserve"> </w:t>
+      </w:r>
+      <w:r>
+        <w:t xml:space="preserve">means</w:t>
       </w:r>
     </w:p>
     <w:p>
@@ -7648,7 +7808,13 @@
         <w:t xml:space="preserve"> </w:t>
       </w:r>
       <w:r>
-        <w:t xml:space="preserve">show optimal linear combinations for group separation</w:t>
+        <w:t xml:space="preserve">show optimal linear combinations for group</w:t>
+      </w:r>
+      <w:r>
+        <w:t xml:space="preserve"> </w:t>
+      </w:r>
+      <w:r>
+        <w:t xml:space="preserve">separation</w:t>
       </w:r>
     </w:p>
     <w:p>
@@ -7806,7 +7972,13 @@
               <w:t xml:space="preserve"> </w:t>
             </w:r>
             <w:r>
-              <w:t xml:space="preserve">- normality and homogeneity of covariances</w:t>
+              <w:t xml:space="preserve">- normality and homogeneity</w:t>
+            </w:r>
+            <w:r>
+              <w:t xml:space="preserve"> </w:t>
+            </w:r>
+            <w:r>
+              <w:t xml:space="preserve">of covariances</w:t>
             </w:r>
           </w:p>
           <w:p>
@@ -7828,7 +8000,13 @@
               <w:t xml:space="preserve"> </w:t>
             </w:r>
             <w:r>
-              <w:t xml:space="preserve">- do groups differ on any combination of variables?</w:t>
+              <w:t xml:space="preserve">- do groups differ on any</w:t>
+            </w:r>
+            <w:r>
+              <w:t xml:space="preserve"> </w:t>
+            </w:r>
+            <w:r>
+              <w:t xml:space="preserve">combination of variables?</w:t>
             </w:r>
           </w:p>
           <w:p>
@@ -7850,7 +8028,13 @@
               <w:t xml:space="preserve"> </w:t>
             </w:r>
             <w:r>
-              <w:t xml:space="preserve">- which variables drive group separation</w:t>
+              <w:t xml:space="preserve">- which variables</w:t>
+            </w:r>
+            <w:r>
+              <w:t xml:space="preserve"> </w:t>
+            </w:r>
+            <w:r>
+              <w:t xml:space="preserve">drive group separation</w:t>
             </w:r>
           </w:p>
           <w:p>
@@ -7872,7 +8056,13 @@
               <w:t xml:space="preserve"> </w:t>
             </w:r>
             <w:r>
-              <w:t xml:space="preserve">- how variables work together to discriminate groups</w:t>
+              <w:t xml:space="preserve">- how variables work</w:t>
+            </w:r>
+            <w:r>
+              <w:t xml:space="preserve"> </w:t>
+            </w:r>
+            <w:r>
+              <w:t xml:space="preserve">together to discriminate groups</w:t>
             </w:r>
           </w:p>
           <w:p>
@@ -7894,7 +8084,13 @@
               <w:t xml:space="preserve"> </w:t>
             </w:r>
             <w:r>
-              <w:t xml:space="preserve">- canonical plots show multivariate relationships clearly</w:t>
+              <w:t xml:space="preserve">- canonical plots show multivariate</w:t>
+            </w:r>
+            <w:r>
+              <w:t xml:space="preserve"> </w:t>
+            </w:r>
+            <w:r>
+              <w:t xml:space="preserve">relationships clearly</w:t>
             </w:r>
           </w:p>
           <w:p>
@@ -7916,7 +8112,13 @@
               <w:t xml:space="preserve"> </w:t>
             </w:r>
             <w:r>
-              <w:t xml:space="preserve">- Wilks’ Lambda tells us proportion of variance explained</w:t>
+              <w:t xml:space="preserve">- Wilks’ Lambda tells us proportion of</w:t>
+            </w:r>
+            <w:r>
+              <w:t xml:space="preserve"> </w:t>
+            </w:r>
+            <w:r>
+              <w:t xml:space="preserve">variance explained</w:t>
             </w:r>
           </w:p>
           <w:p>
@@ -7938,7 +8140,13 @@
               <w:t xml:space="preserve"> </w:t>
             </w:r>
             <w:r>
-              <w:t xml:space="preserve">- what do the multivariate patterns tell us about the organisms?</w:t>
+              <w:t xml:space="preserve">- what do the multivariate patterns</w:t>
+            </w:r>
+            <w:r>
+              <w:t xml:space="preserve"> </w:t>
+            </w:r>
+            <w:r>
+              <w:t xml:space="preserve">tell us about the organisms?</w:t>
             </w:r>
           </w:p>
           <w:p>
@@ -7949,7 +8157,13 @@
               <w:spacing w:after="16"/>
             </w:pPr>
             <w:r>
-              <w:t xml:space="preserve">Remember: MANOVA is ideal when you expect groups to differ on multiple correlated traits that reflect an integrated biological system!</w:t>
+              <w:t xml:space="preserve">Remember: MANOVA is ideal when you expect groups to differ on multiple</w:t>
+            </w:r>
+            <w:r>
+              <w:t xml:space="preserve"> </w:t>
+            </w:r>
+            <w:r>
+              <w:t xml:space="preserve">correlated traits that reflect an integrated biological system!</w:t>
             </w:r>
           </w:p>
         </w:tc>
